--- a/docs/Engineer-Verification-Product-Document.docx
+++ b/docs/Engineer-Verification-Product-Document.docx
@@ -859,7 +859,7 @@
         <w:pStyle w:val="ListBullet"/>
       </w:pPr>
       <w:r>
-        <w:t>Accepted formats: JPEG, PNG, WebP, HEIC. Maximum 2 MB on the phone (the server accepts up to 8 MB as a backstop).</w:t>
+        <w:t>Accepted formats: JPEG, PNG, WebP, HEIC. Photos are automatically compressed on the phone to fit under 2 MB while preserving legibility (serial plates stay readable). Undecodable formats pass through if under 8 MB; the server accepts up to 8 MB as a backstop.</w:t>
       </w:r>
     </w:p>
     <w:p>
